--- a/note.docx
+++ b/note.docx
@@ -4,17 +4,53 @@
   <w:body>
     <w:p>
       <w:r>
-        <w:t>010.   ALELUJA Cohen</w:t>
+        <w:t>159.   BOG JE LJUBEZEN</w:t>
       </w:r>
     </w:p>
     <w:p>
       <w:r>
-        <w:t>009.    PSALM 146</w:t>
+        <w:t xml:space="preserve">148.   JAGNJE BOZJE </w:t>
+      </w:r>
+      <w:r>
+        <w:t>–</w:t>
+      </w:r>
+      <w:r>
+        <w:t xml:space="preserve"> Juvan</w:t>
       </w:r>
     </w:p>
     <w:p>
       <w:r>
-        <w:t>016.  MOJ JEZUS REŠITELJ</w:t>
+        <w:t>152.   PSALM 34 Glejte nanj</w:t>
+      </w:r>
+    </w:p>
+    <w:p>
+      <w:r>
+        <w:t>018.   KRIŽ</w:t>
+      </w:r>
+    </w:p>
+    <w:p>
+      <w:r>
+        <w:t>160.   SVETI OCE</w:t>
+      </w:r>
+    </w:p>
+    <w:p>
+      <w:r>
+        <w:t>053.   POJ LJUBEZNI</w:t>
+      </w:r>
+    </w:p>
+    <w:p>
+      <w:r>
+        <w:t>255.   STARI KRIŽ</w:t>
+      </w:r>
+    </w:p>
+    <w:p>
+      <w:r>
+        <w:t>022.   MARIJA BREZMADEZNA</w:t>
+      </w:r>
+    </w:p>
+    <w:p>
+      <w:r>
+        <w:t>138.   REŠITELJ</w:t>
       </w:r>
     </w:p>
     <w:sectPr>
@@ -427,6 +463,7 @@
   <w:style w:type="paragraph" w:default="1" w:styleId="Navaden">
     <w:name w:val="Normal"/>
     <w:qFormat/>
+    <w:rsid w:val="002866D8"/>
   </w:style>
   <w:style w:type="paragraph" w:styleId="Naslov1">
     <w:name w:val="heading 1"/>
@@ -630,6 +667,7 @@
   <w:style w:type="character" w:default="1" w:styleId="Privzetapisavaodstavka">
     <w:name w:val="Default Paragraph Font"/>
     <w:uiPriority w:val="1"/>
+    <w:semiHidden/>
     <w:unhideWhenUsed/>
   </w:style>
   <w:style w:type="table" w:default="1" w:styleId="Navadnatabela">

--- a/note.docx
+++ b/note.docx
@@ -11,16 +11,10 @@
       <w:r>
         <w:t xml:space="preserve">148.   JAGNJE BOZJE </w:t>
       </w:r>
-      <w:r>
-        <w:t>–</w:t>
-      </w:r>
-      <w:r>
-        <w:t xml:space="preserve"> Juvan</w:t>
-      </w:r>
     </w:p>
     <w:p>
       <w:r>
-        <w:t>152.   PSALM 34 Glejte nanj</w:t>
+        <w:t xml:space="preserve">152.   PSALM 34 </w:t>
       </w:r>
     </w:p>
     <w:p>
@@ -30,7 +24,7 @@
     </w:p>
     <w:p>
       <w:r>
-        <w:t>160.   SVETI OCE</w:t>
+        <w:t>SVETI OCE</w:t>
       </w:r>
     </w:p>
     <w:p>
@@ -45,7 +39,7 @@
     </w:p>
     <w:p>
       <w:r>
-        <w:t>022.   MARIJA BREZMADEZNA</w:t>
+        <w:t>MARIJA BREZMADEZNA</w:t>
       </w:r>
     </w:p>
     <w:p>

--- a/note.docx
+++ b/note.docx
@@ -9,7 +9,19 @@
     </w:p>
     <w:p>
       <w:r>
-        <w:t xml:space="preserve">148.   JAGNJE BOZJE </w:t>
+        <w:t>148.   JAGNJE BO</w:t>
+      </w:r>
+      <w:r>
+        <w:t>Ž</w:t>
+      </w:r>
+      <w:r>
+        <w:t xml:space="preserve">JE </w:t>
+      </w:r>
+      <w:r>
+        <w:t>–</w:t>
+      </w:r>
+      <w:r>
+        <w:t xml:space="preserve"> Juvan</w:t>
       </w:r>
     </w:p>
     <w:p>
@@ -24,7 +36,13 @@
     </w:p>
     <w:p>
       <w:r>
-        <w:t>SVETI OCE</w:t>
+        <w:t>160.   SVETI O</w:t>
+      </w:r>
+      <w:r>
+        <w:t>Č</w:t>
+      </w:r>
+      <w:r>
+        <w:t>E</w:t>
       </w:r>
     </w:p>
     <w:p>
@@ -39,12 +57,13 @@
     </w:p>
     <w:p>
       <w:r>
-        <w:t>MARIJA BREZMADEZNA</w:t>
-      </w:r>
-    </w:p>
-    <w:p>
-      <w:r>
-        <w:t>138.   REŠITELJ</w:t>
+        <w:t>022.   MARIJA BREZMADE</w:t>
+      </w:r>
+      <w:r>
+        <w:t>Ž</w:t>
+      </w:r>
+      <w:r>
+        <w:t>NA</w:t>
       </w:r>
     </w:p>
     <w:sectPr>
